--- a/HW02_DP2.docx
+++ b/HW02_DP2.docx
@@ -27,12 +27,20 @@
         <w:spacing w:after="40"/>
         <w:jc w:val="right"/>
       </w:pPr>
+      <w:commentRangeStart w:id="0"/>
       <w:r>
         <w:rPr>
           <w:b/>
           <w:sz w:val="22"/>
         </w:rPr>
         <w:t>Due: 2026-Sept-24</w:t>
+      </w:r>
+      <w:commentRangeEnd w:id="0"/>
+      <w:r>
+        <w:rPr>
+          <w:rStyle w:val="CommentReference"/>
+        </w:rPr>
+        <w:commentReference w:id="0"/>
       </w:r>
     </w:p>
     <w:p>
@@ -4720,8 +4728,16 @@
       <w:pPr>
         <w:pStyle w:val="PGAnswerLines"/>
       </w:pPr>
+      <w:commentRangeStart w:id="1"/>
       <w:r>
         <w:t>and swaps, so the running time increases quickly as the number of elements increases.</w:t>
+      </w:r>
+      <w:commentRangeEnd w:id="1"/>
+      <w:r>
+        <w:rPr>
+          <w:rStyle w:val="CommentReference"/>
+        </w:rPr>
+        <w:commentReference w:id="1"/>
       </w:r>
     </w:p>
     <w:p>
@@ -7897,6 +7913,7 @@
           <w:rFonts w:hint="eastAsia"/>
         </w:rPr>
       </w:pPr>
+      <w:commentRangeStart w:id="2"/>
       <w:r>
         <w:t>T</w:t>
       </w:r>
@@ -7911,6 +7928,13 @@
           <w:rFonts w:hint="eastAsia"/>
         </w:rPr>
         <w:t>？</w:t>
+      </w:r>
+      <w:commentRangeEnd w:id="2"/>
+      <w:r>
+        <w:rPr>
+          <w:rStyle w:val="CommentReference"/>
+        </w:rPr>
+        <w:commentReference w:id="2"/>
       </w:r>
     </w:p>
     <w:sectPr>
@@ -7923,6 +7947,91 @@
     </w:sectPr>
   </w:body>
 </w:document>
+</file>
+
+<file path=word/comments.xml><?xml version="1.0" encoding="utf-8"?>
+<w:comments xmlns:a="http://schemas.openxmlformats.org/drawingml/2006/main" xmlns:pic="http://schemas.openxmlformats.org/drawingml/2006/picture" xmlns:r="http://schemas.openxmlformats.org/officeDocument/2006/relationships" xmlns:w="http://schemas.openxmlformats.org/wordprocessingml/2006/main" xmlns:wp="http://schemas.openxmlformats.org/drawingml/2006/wordprocessingDrawing" xmlns:mc="http://schemas.openxmlformats.org/markup-compatibility/2006" xmlns:a14="http://schemas.microsoft.com/office/drawing/2010/main" xmlns:w14="http://schemas.microsoft.com/office/word/2010/wordml" xmlns:wpc="http://schemas.microsoft.com/office/word/2010/wordprocessingCanvas">
+  <w:comment w:id="0" w:author="Teacher" w:initials="T" w:date="2026-09-28T05:50:11Z">
+    <w:p>
+      <w:pPr>
+        <w:pStyle w:val="CommentText"/>
+      </w:pPr>
+      <w:r>
+        <w:rPr>
+          <w:rStyle w:val="CommentReference"/>
+        </w:rPr>
+        <w:annotationRef/>
+      </w:r>
+      <w:r>
+        <w:t>Late submission: -20</w:t>
+      </w:r>
+    </w:p>
+    <w:p>
+      <w:pPr>
+        <w:pStyle w:val="CommentText"/>
+      </w:pPr>
+      <w:r>
+        <w:t>This homework was due on 24 September and was handed in after the deadline, so a 20-mark late penalty has been applied. Paper score 99/100 - 20 = 79/100.</w:t>
+      </w:r>
+    </w:p>
+  </w:comment>
+  <w:comment w:id="1" w:author="Teacher" w:initials="T" w:date="2026-09-28T05:50:11Z">
+    <w:p>
+      <w:pPr>
+        <w:pStyle w:val="CommentText"/>
+      </w:pPr>
+      <w:r>
+        <w:rPr>
+          <w:rStyle w:val="CommentReference"/>
+        </w:rPr>
+        <w:annotationRef/>
+      </w:r>
+      <w:r>
+        <w:t>Q6(c)  1/2</w:t>
+      </w:r>
+    </w:p>
+    <w:p>
+      <w:pPr>
+        <w:pStyle w:val="CommentText"/>
+      </w:pPr>
+      <w:r>
+        <w:t>You say bubble sort needs many comparisons and swaps and that the running time "increases quickly" - correct, but the mark point is HOW it grows. It grows roughly with the SQUARE of the number of items (you gave O(n^2) correctly in part (b)): doubling the data roughly quadruples the work. State that rate and you have both marks. (-1)</w:t>
+      </w:r>
+    </w:p>
+  </w:comment>
+  <w:comment w:id="2" w:author="Teacher" w:initials="T" w:date="2026-09-28T05:50:11Z">
+    <w:p>
+      <w:pPr>
+        <w:pStyle w:val="CommentText"/>
+      </w:pPr>
+      <w:r>
+        <w:rPr>
+          <w:rStyle w:val="CommentReference"/>
+        </w:rPr>
+        <w:annotationRef/>
+      </w:r>
+      <w:r>
+        <w:t>Q9(b)  Full marks (6/6)</w:t>
+      </w:r>
+    </w:p>
+    <w:p>
+      <w:pPr>
+        <w:pStyle w:val="CommentText"/>
+      </w:pPr>
+      <w:r>
+        <w:t>The question told you to trace "the two targets" but never named them - that is an error in my paper, not in your work, so no marks are lost. (I have now corrected the question paper so it states them.)</w:t>
+      </w:r>
+    </w:p>
+    <w:p>
+      <w:pPr>
+        <w:pStyle w:val="CommentText"/>
+      </w:pPr>
+      <w:r>
+        <w:t>To close the gap, please complete the trace yourself for the targets 47 and 35 and check it against the mark scheme. Hint: one of the two IS in the array, and the other is NOT - so one trace should end with low &gt; high and a return of -1.</w:t>
+      </w:r>
+    </w:p>
+  </w:comment>
+</w:comments>
 </file>
 
 <file path=word/endnotes.xml><?xml version="1.0" encoding="utf-8"?>
